--- a/tasks/finalpool/pw-sf-wc-reconciliation-excel-word/groundtruth_workspace/Wc_Reconciliation_Analysis.docx
+++ b/tasks/finalpool/pw-sf-wc-reconciliation-excel-word/groundtruth_workspace/Wc_Reconciliation_Analysis.docx
@@ -4,7 +4,7 @@
   <w:body>
     <w:p>
       <w:pPr>
-        <w:pStyle w:val="Title"/>
+        <w:pStyle w:val="Heading1"/>
       </w:pPr>
       <w:r>
         <w:t>Wc Reconciliation Analysis</w:t>
@@ -12,20 +12,20 @@
     </w:p>
     <w:p>
       <w:pPr>
-        <w:pStyle w:val="Heading1"/>
+        <w:pStyle w:val="Heading2"/>
       </w:pPr>
       <w:r>
-        <w:t>Overview</w:t>
+        <w:t>Executive Summary</w:t>
       </w:r>
     </w:p>
     <w:p>
       <w:r>
-        <w:t>This analysis covers the sf wc reconcile domain with data from multiple sources.</w:t>
+        <w:t>This report reconciles internal WooCommerce sales activity by region against external market-size benchmark data. We identify the regions with the largest market-penetration gaps and recommend coverage actions for the next quarter. The analysis covers five regions and is based on the company data warehouse and the public benchmark dashboard.</w:t>
       </w:r>
     </w:p>
     <w:p>
       <w:pPr>
-        <w:pStyle w:val="Heading1"/>
+        <w:pStyle w:val="Heading2"/>
       </w:pPr>
       <w:r>
         <w:t>Key Findings</w:t>
@@ -33,12 +33,12 @@
     </w:p>
     <w:p>
       <w:r>
-        <w:t>The analysis reveals several important trends and areas for improvement.</w:t>
+        <w:t>Penetration is strongest in the regions with the highest order count, while several large-market regions are underrepresented. Average revenue per order is consistent across regions, suggesting the imbalance is on volume rather than ticket size.</w:t>
       </w:r>
     </w:p>
     <w:p>
       <w:pPr>
-        <w:pStyle w:val="Heading1"/>
+        <w:pStyle w:val="Heading2"/>
       </w:pPr>
       <w:r>
         <w:t>Recommendations</w:t>
@@ -46,7 +46,7 @@
     </w:p>
     <w:p>
       <w:r>
-        <w:t>Based on the findings, we recommend focusing on the areas with the largest gaps or opportunities.</w:t>
+        <w:t>Priority 1: Increase marketing spend in the under-penetrated regions. Priority 2: Maintain current investment in the leading regions. Priority 3: Re-survey customers in the next cycle to validate market-size assumptions.</w:t>
       </w:r>
     </w:p>
     <w:sectPr>
